--- a/documentation/Projektantrag_DavidW.docx
+++ b/documentation/Projektantrag_DavidW.docx
@@ -6,12 +6,27 @@
       <w:pPr>
         <w:pStyle w:val="berschrift1"/>
         <w:jc w:val="center"/>
-      </w:pPr>
-      <w:r>
+        <w:rPr>
+          <w:sz w:val="52"/>
+          <w:szCs w:val="52"/>
+        </w:rPr>
+      </w:pPr>
+      <w:r>
+        <w:rPr>
+          <w:sz w:val="52"/>
+          <w:szCs w:val="52"/>
+        </w:rPr>
         <w:t>Projektantrag</w:t>
       </w:r>
     </w:p>
-    <w:p/>
+    <w:p>
+      <w:pPr>
+        <w:rPr>
+          <w:sz w:val="24"/>
+          <w:szCs w:val="24"/>
+        </w:rPr>
+      </w:pPr>
+    </w:p>
     <w:p>
       <w:pPr>
         <w:rPr>
@@ -95,7 +110,91 @@
           <w:sz w:val="24"/>
           <w:szCs w:val="24"/>
         </w:rPr>
-        <w:t>Im Mittelpunkt steht eine Geschichte, die in einzelne Kapitel bzw. Level unterteilt ist. In jedem Level wird der Spieler oder die Spielerin vor Entscheidungen gestellt und kann jeweils zwischen zwei Optionen wählen. Jede Entscheidung beeinflusst den weiteren Verlauf der Handlung.</w:t>
+        <w:t xml:space="preserve">Im Mittelpunkt steht eine Geschichte, die in einzelne Kapitel bzw. Level unterteilt </w:t>
+      </w:r>
+      <w:r>
+        <w:rPr>
+          <w:sz w:val="24"/>
+          <w:szCs w:val="24"/>
+        </w:rPr>
+        <w:t>ist. Die</w:t>
+      </w:r>
+      <w:r>
+        <w:rPr>
+          <w:sz w:val="24"/>
+          <w:szCs w:val="24"/>
+        </w:rPr>
+        <w:t xml:space="preserve"> Geschichte der Level soll düster und </w:t>
+      </w:r>
+      <w:r>
+        <w:rPr>
+          <w:sz w:val="24"/>
+          <w:szCs w:val="24"/>
+        </w:rPr>
+        <w:t>mysteriös sein. D</w:t>
+      </w:r>
+      <w:r>
+        <w:rPr>
+          <w:sz w:val="24"/>
+          <w:szCs w:val="24"/>
+        </w:rPr>
+        <w:t xml:space="preserve">ie Geschichte der verschiedenen Level </w:t>
+      </w:r>
+      <w:r>
+        <w:rPr>
+          <w:sz w:val="24"/>
+          <w:szCs w:val="24"/>
+        </w:rPr>
+        <w:t xml:space="preserve">ist nicht </w:t>
+      </w:r>
+      <w:r>
+        <w:rPr>
+          <w:sz w:val="24"/>
+          <w:szCs w:val="24"/>
+        </w:rPr>
+        <w:t>zusammenhängend,</w:t>
+      </w:r>
+      <w:r>
+        <w:rPr>
+          <w:sz w:val="24"/>
+          <w:szCs w:val="24"/>
+        </w:rPr>
+        <w:t xml:space="preserve"> d.h. </w:t>
+      </w:r>
+      <w:r>
+        <w:rPr>
+          <w:sz w:val="24"/>
+          <w:szCs w:val="24"/>
+        </w:rPr>
+        <w:t>es sind 4-5 unterschiedliche Storys</w:t>
+      </w:r>
+      <w:r>
+        <w:rPr>
+          <w:sz w:val="24"/>
+          <w:szCs w:val="24"/>
+        </w:rPr>
+        <w:t>.</w:t>
+      </w:r>
+      <w:r>
+        <w:rPr>
+          <w:sz w:val="24"/>
+          <w:szCs w:val="24"/>
+        </w:rPr>
+        <w:t xml:space="preserve"> In jedem Level wird der Spieler oder die Spielerin vor Entscheidungen gestellt und kann jeweils zwischen zwei Optionen </w:t>
+      </w:r>
+      <w:r>
+        <w:rPr>
+          <w:sz w:val="24"/>
+          <w:szCs w:val="24"/>
+        </w:rPr>
+        <w:t>wählen. Jede</w:t>
+      </w:r>
+      <w:r>
+        <w:rPr>
+          <w:sz w:val="24"/>
+          <w:szCs w:val="24"/>
+        </w:rPr>
+        <w:t xml:space="preserve"> Entscheidung beeinflusst den weiteren Verlauf der Handlung. Man kann entweder verlieren oder gewinnen. Wenn man verliert, ist es Game Over. Wenn man jedoch gewinnt, kann man durch die Entscheidungen entweder ein gutes oder ein schlechtes Ende erreichen. Dafür erhält man ein Achievement. Das Ziel ist es, alle Achievements zu erhalten.</w:t>
       </w:r>
     </w:p>
     <w:p>
@@ -258,18 +357,36 @@
           <w:sz w:val="24"/>
           <w:szCs w:val="24"/>
         </w:rPr>
-        <w:t>Die visuelle Gestaltung soll eher düster und atmosphärisch sein. Geplant sind dunkle Farbtöne wie Schwarz, Dunkelblau, Grau oder gedeckte Rottöne, um Spannung und Ernsthaftigkeit zu erzeugen.</w:t>
-      </w:r>
-    </w:p>
-    <w:p>
-      <w:pPr>
-        <w:rPr>
-          <w:sz w:val="24"/>
-          <w:szCs w:val="24"/>
-        </w:rPr>
-      </w:pPr>
-      <w:r>
-        <w:rPr>
+        <w:t xml:space="preserve">Die visuelle Gestaltung soll eher düster und atmosphärisch sein. Geplant sind dunkle Farbtöne wie Schwarz, </w:t>
+      </w:r>
+      <w:r>
+        <w:rPr>
+          <w:sz w:val="24"/>
+          <w:szCs w:val="24"/>
+        </w:rPr>
+        <w:t>Dunkelblau</w:t>
+      </w:r>
+      <w:r>
+        <w:rPr>
+          <w:sz w:val="24"/>
+          <w:szCs w:val="24"/>
+        </w:rPr>
+        <w:t>, um Spannung und Ernsthaftigkeit zu erzeugen.</w:t>
+      </w:r>
+    </w:p>
+    <w:p>
+      <w:pPr>
+        <w:rPr>
+          <w:b/>
+          <w:bCs/>
+          <w:sz w:val="24"/>
+          <w:szCs w:val="24"/>
+        </w:rPr>
+      </w:pPr>
+      <w:r>
+        <w:rPr>
+          <w:b/>
+          <w:bCs/>
           <w:sz w:val="24"/>
           <w:szCs w:val="24"/>
         </w:rPr>
@@ -277,6 +394,8 @@
       </w:r>
       <w:r>
         <w:rPr>
+          <w:b/>
+          <w:bCs/>
           <w:sz w:val="24"/>
           <w:szCs w:val="24"/>
         </w:rPr>
@@ -284,6 +403,8 @@
       </w:r>
       <w:r>
         <w:rPr>
+          <w:b/>
+          <w:bCs/>
           <w:sz w:val="24"/>
           <w:szCs w:val="24"/>
         </w:rPr>
@@ -291,6 +412,8 @@
       </w:r>
       <w:r>
         <w:rPr>
+          <w:b/>
+          <w:bCs/>
           <w:sz w:val="24"/>
           <w:szCs w:val="24"/>
         </w:rPr>
@@ -306,13 +429,22 @@
       </w:pPr>
       <w:r>
         <w:rPr>
+          <w:noProof/>
           <w:sz w:val="24"/>
           <w:szCs w:val="24"/>
         </w:rPr>
         <w:drawing>
-          <wp:inline distT="0" distB="0" distL="0" distR="0" wp14:anchorId="421E7020" wp14:editId="3999894E">
-            <wp:extent cx="5760720" cy="1582420"/>
-            <wp:effectExtent l="0" t="0" r="0" b="0"/>
+          <wp:anchor distT="0" distB="0" distL="114300" distR="114300" simplePos="0" relativeHeight="251658240" behindDoc="1" locked="0" layoutInCell="1" allowOverlap="1" wp14:anchorId="421E7020" wp14:editId="2B503BCC">
+            <wp:simplePos x="0" y="0"/>
+            <wp:positionH relativeFrom="margin">
+              <wp:align>left</wp:align>
+            </wp:positionH>
+            <wp:positionV relativeFrom="paragraph">
+              <wp:posOffset>40323</wp:posOffset>
+            </wp:positionV>
+            <wp:extent cx="4814887" cy="1322608"/>
+            <wp:effectExtent l="0" t="0" r="5080" b="0"/>
+            <wp:wrapNone/>
             <wp:docPr id="841629072" name="Grafik 1" descr="The image displays a grid of color blocks, each containing a unique hexadecimal color code, ranging from dark blue (#89ABD2) to dark purple (#445C7C).&#10;&#10;KI-generierte Inhalte können fehlerhaft sein."/>
             <wp:cNvGraphicFramePr>
               <a:graphicFrameLocks xmlns:a="http://schemas.openxmlformats.org/drawingml/2006/main" noChangeAspect="1"/>
@@ -325,7 +457,13 @@
                     <pic:cNvPicPr/>
                   </pic:nvPicPr>
                   <pic:blipFill>
-                    <a:blip r:embed="rId5"/>
+                    <a:blip r:embed="rId7" cstate="print">
+                      <a:extLst>
+                        <a:ext uri="{28A0092B-C50C-407E-A947-70E740481C1C}">
+                          <a14:useLocalDpi xmlns:a14="http://schemas.microsoft.com/office/drawing/2010/main" val="0"/>
+                        </a:ext>
+                      </a:extLst>
+                    </a:blip>
                     <a:stretch>
                       <a:fillRect/>
                     </a:stretch>
@@ -333,7 +471,126 @@
                   <pic:spPr>
                     <a:xfrm>
                       <a:off x="0" y="0"/>
-                      <a:ext cx="5760720" cy="1582420"/>
+                      <a:ext cx="4814887" cy="1322608"/>
+                    </a:xfrm>
+                    <a:prstGeom prst="rect">
+                      <a:avLst/>
+                    </a:prstGeom>
+                  </pic:spPr>
+                </pic:pic>
+              </a:graphicData>
+            </a:graphic>
+            <wp14:sizeRelH relativeFrom="margin">
+              <wp14:pctWidth>0</wp14:pctWidth>
+            </wp14:sizeRelH>
+            <wp14:sizeRelV relativeFrom="margin">
+              <wp14:pctHeight>0</wp14:pctHeight>
+            </wp14:sizeRelV>
+          </wp:anchor>
+        </w:drawing>
+      </w:r>
+    </w:p>
+    <w:p>
+      <w:pPr>
+        <w:rPr>
+          <w:b/>
+          <w:bCs/>
+          <w:sz w:val="24"/>
+          <w:szCs w:val="24"/>
+        </w:rPr>
+      </w:pPr>
+    </w:p>
+    <w:p>
+      <w:pPr>
+        <w:rPr>
+          <w:b/>
+          <w:bCs/>
+          <w:sz w:val="24"/>
+          <w:szCs w:val="24"/>
+        </w:rPr>
+      </w:pPr>
+    </w:p>
+    <w:p>
+      <w:pPr>
+        <w:rPr>
+          <w:b/>
+          <w:bCs/>
+          <w:sz w:val="24"/>
+          <w:szCs w:val="24"/>
+        </w:rPr>
+      </w:pPr>
+    </w:p>
+    <w:p>
+      <w:pPr>
+        <w:rPr>
+          <w:b/>
+          <w:bCs/>
+          <w:sz w:val="24"/>
+          <w:szCs w:val="24"/>
+        </w:rPr>
+      </w:pPr>
+    </w:p>
+    <w:p>
+      <w:pPr>
+        <w:rPr>
+          <w:b/>
+          <w:bCs/>
+          <w:sz w:val="24"/>
+          <w:szCs w:val="24"/>
+        </w:rPr>
+      </w:pPr>
+      <w:r>
+        <w:rPr>
+          <w:b/>
+          <w:bCs/>
+          <w:sz w:val="24"/>
+          <w:szCs w:val="24"/>
+        </w:rPr>
+        <w:t>Grober Grundaufbau:</w:t>
+      </w:r>
+    </w:p>
+    <w:p>
+      <w:pPr>
+        <w:rPr>
+          <w:b/>
+          <w:bCs/>
+          <w:sz w:val="24"/>
+          <w:szCs w:val="24"/>
+        </w:rPr>
+      </w:pPr>
+      <w:r>
+        <w:rPr>
+          <w:b/>
+          <w:bCs/>
+          <w:noProof/>
+          <w:sz w:val="24"/>
+          <w:szCs w:val="24"/>
+        </w:rPr>
+        <w:drawing>
+          <wp:inline distT="0" distB="0" distL="0" distR="0" wp14:anchorId="1AD96967" wp14:editId="7B451F44">
+            <wp:extent cx="5760720" cy="3646805"/>
+            <wp:effectExtent l="0" t="0" r="0" b="0"/>
+            <wp:docPr id="1876026563" name="Grafik 1" descr="Bild&#10;&#10;KI-generierte Inhalte können fehlerhaft sein."/>
+            <wp:cNvGraphicFramePr>
+              <a:graphicFrameLocks xmlns:a="http://schemas.openxmlformats.org/drawingml/2006/main" noChangeAspect="1"/>
+            </wp:cNvGraphicFramePr>
+            <a:graphic xmlns:a="http://schemas.openxmlformats.org/drawingml/2006/main">
+              <a:graphicData uri="http://schemas.openxmlformats.org/drawingml/2006/picture">
+                <pic:pic xmlns:pic="http://schemas.openxmlformats.org/drawingml/2006/picture">
+                  <pic:nvPicPr>
+                    <pic:cNvPr id="1876026563" name="Grafik 1" descr="Bild&#10;&#10;KI-generierte Inhalte können fehlerhaft sein."/>
+                    <pic:cNvPicPr/>
+                  </pic:nvPicPr>
+                  <pic:blipFill>
+                    <a:blip r:embed="rId8"/>
+                    <a:stretch>
+                      <a:fillRect/>
+                    </a:stretch>
+                  </pic:blipFill>
+                  <pic:spPr>
+                    <a:xfrm>
+                      <a:off x="0" y="0"/>
+                      <a:ext cx="5760720" cy="3646805"/>
                     </a:xfrm>
                     <a:prstGeom prst="rect">
                       <a:avLst/>
@@ -359,50 +616,134 @@
     <w:p>
       <w:pPr>
         <w:rPr>
-          <w:b/>
-          <w:bCs/>
-          <w:sz w:val="24"/>
-          <w:szCs w:val="24"/>
-        </w:rPr>
-      </w:pPr>
-    </w:p>
-    <w:p>
-      <w:pPr>
-        <w:rPr>
-          <w:b/>
-          <w:bCs/>
-          <w:sz w:val="24"/>
-          <w:szCs w:val="24"/>
-        </w:rPr>
-      </w:pPr>
-      <w:r>
-        <w:rPr>
-          <w:b/>
-          <w:bCs/>
-          <w:sz w:val="24"/>
-          <w:szCs w:val="24"/>
-        </w:rPr>
-        <w:lastRenderedPageBreak/>
-        <w:t>Ziel des Projekts</w:t>
-      </w:r>
-    </w:p>
-    <w:p>
-      <w:pPr>
-        <w:rPr>
-          <w:sz w:val="24"/>
-          <w:szCs w:val="24"/>
-        </w:rPr>
-      </w:pPr>
-      <w:r>
-        <w:rPr>
-          <w:sz w:val="24"/>
-          <w:szCs w:val="24"/>
-        </w:rPr>
-        <w:t>Ziel ist es, ein spannendes, interaktives Spiel zu entwickeln, das die Lesekompetenz fördert und gleichzeitig Unterhaltung bietet. Spielerinnen und Spieler sollen durch kluge Entscheidungen die Geschichte positiv beeinflussen und das gute Ende erreichen können.</w:t>
+          <w:sz w:val="24"/>
+          <w:szCs w:val="24"/>
+        </w:rPr>
+      </w:pPr>
+      <w:r>
+        <w:rPr>
+          <w:sz w:val="24"/>
+          <w:szCs w:val="24"/>
+        </w:rPr>
+        <w:t>Im Zentralen Fenster soll ein Bild passend zu</w:t>
+      </w:r>
+      <w:r>
+        <w:rPr>
+          <w:sz w:val="24"/>
+          <w:szCs w:val="24"/>
+        </w:rPr>
+        <w:t>r Situation sein zusammen mit dem Text</w:t>
+      </w:r>
+      <w:r>
+        <w:rPr>
+          <w:sz w:val="24"/>
+          <w:szCs w:val="24"/>
+        </w:rPr>
+        <w:t xml:space="preserve"> sein</w:t>
+      </w:r>
+      <w:r>
+        <w:rPr>
+          <w:sz w:val="24"/>
+          <w:szCs w:val="24"/>
+        </w:rPr>
+        <w:t>. Unte</w:t>
+      </w:r>
+      <w:r>
+        <w:rPr>
+          <w:sz w:val="24"/>
+          <w:szCs w:val="24"/>
+        </w:rPr>
+        <w:t>rhal</w:t>
+      </w:r>
+      <w:r>
+        <w:rPr>
+          <w:sz w:val="24"/>
+          <w:szCs w:val="24"/>
+        </w:rPr>
+        <w:t>b</w:t>
+      </w:r>
+      <w:r>
+        <w:rPr>
+          <w:sz w:val="24"/>
+          <w:szCs w:val="24"/>
+        </w:rPr>
+        <w:t xml:space="preserve"> sind die </w:t>
+      </w:r>
+      <w:r>
+        <w:rPr>
+          <w:sz w:val="24"/>
+          <w:szCs w:val="24"/>
+        </w:rPr>
+        <w:t>Entscheidungen,</w:t>
+      </w:r>
+      <w:r>
+        <w:rPr>
+          <w:sz w:val="24"/>
+          <w:szCs w:val="24"/>
+        </w:rPr>
+        <w:t xml:space="preserve"> die man auswählen kann</w:t>
+      </w:r>
+      <w:r>
+        <w:rPr>
+          <w:sz w:val="24"/>
+          <w:szCs w:val="24"/>
+        </w:rPr>
+        <w:t>.</w:t>
+      </w:r>
+    </w:p>
+    <w:p>
+      <w:pPr>
+        <w:rPr>
+          <w:sz w:val="24"/>
+          <w:szCs w:val="24"/>
+        </w:rPr>
+      </w:pPr>
+    </w:p>
+    <w:p>
+      <w:pPr>
+        <w:rPr>
+          <w:b/>
+          <w:bCs/>
+          <w:sz w:val="24"/>
+          <w:szCs w:val="24"/>
+        </w:rPr>
+      </w:pPr>
+      <w:r>
+        <w:rPr>
+          <w:b/>
+          <w:bCs/>
+          <w:sz w:val="24"/>
+          <w:szCs w:val="24"/>
+        </w:rPr>
+        <w:t>Zielgruppe:</w:t>
+      </w:r>
+    </w:p>
+    <w:p>
+      <w:pPr>
+        <w:rPr>
+          <w:sz w:val="24"/>
+          <w:szCs w:val="24"/>
+        </w:rPr>
+      </w:pPr>
+      <w:r>
+        <w:rPr>
+          <w:sz w:val="24"/>
+          <w:szCs w:val="24"/>
+        </w:rPr>
+        <w:t>Leute aus der Klasse und meine Familie</w:t>
+      </w:r>
+      <w:r>
+        <w:rPr>
+          <w:sz w:val="24"/>
+          <w:szCs w:val="24"/>
+        </w:rPr>
+        <w:t>.</w:t>
       </w:r>
     </w:p>
     <w:p/>
     <w:sectPr>
+      <w:headerReference w:type="default" r:id="rId9"/>
+      <w:footerReference w:type="default" r:id="rId10"/>
       <w:pgSz w:w="11906" w:h="16838"/>
       <w:pgMar w:top="1417" w:right="1417" w:bottom="1134" w:left="1417" w:header="708" w:footer="708" w:gutter="0"/>
       <w:cols w:space="708"/>
@@ -410,6 +751,199 @@
     </w:sectPr>
   </w:body>
 </w:document>
+</file>
+
+<file path=word/endnotes.xml><?xml version="1.0" encoding="utf-8"?>
+<w:endnotes xmlns:wpc="http://schemas.microsoft.com/office/word/2010/wordprocessingCanvas" xmlns:cx="http://schemas.microsoft.com/office/drawing/2014/chartex" xmlns:cx1="http://schemas.microsoft.com/office/drawing/2015/9/8/chartex" xmlns:cx2="http://schemas.microsoft.com/office/drawing/2015/10/21/chartex" xmlns:cx3="http://schemas.microsoft.com/office/drawing/2016/5/9/chartex" xmlns:cx4="http://schemas.microsoft.com/office/drawing/2016/5/10/chartex" xmlns:cx5="http://schemas.microsoft.com/office/drawing/2016/5/11/chartex" xmlns:cx6="http://schemas.microsoft.com/office/drawing/2016/5/12/chartex" xmlns:cx7="http://schemas.microsoft.com/office/drawing/2016/5/13/chartex" xmlns:cx8="http://schemas.microsoft.com/office/drawing/2016/5/14/chartex" xmlns:mc="http://schemas.openxmlformats.org/markup-compatibility/2006" xmlns:aink="http://schemas.microsoft.com/office/drawing/2016/ink" xmlns:am3d="http://schemas.microsoft.com/office/drawing/2017/model3d" xmlns:o="urn:schemas-microsoft-com:office:office" xmlns:oel="http://schemas.microsoft.com/office/2019/extlst" xmlns:r="http://schemas.openxmlformats.org/officeDocument/2006/relationships" xmlns:m="http://schemas.openxmlformats.org/officeDocument/2006/math" xmlns:v="urn:schemas-microsoft-com:vml" xmlns:wp14="http://schemas.microsoft.com/office/word/2010/wordprocessingDrawing" xmlns:wp="http://schemas.openxmlformats.org/drawingml/2006/wordprocessingDrawing" xmlns:w10="urn:schemas-microsoft-com:office:word" xmlns:w="http://schemas.openxmlformats.org/wordprocessingml/2006/main" xmlns:w14="http://schemas.microsoft.com/office/word/2010/wordml" xmlns:w15="http://schemas.microsoft.com/office/word/2012/wordml" xmlns:w16cex="http://schemas.microsoft.com/office/word/2018/wordml/cex" xmlns:w16cid="http://schemas.microsoft.com/office/word/2016/wordml/cid" xmlns:w16="http://schemas.microsoft.com/office/word/2018/wordml" xmlns:w16du="http://schemas.microsoft.com/office/word/2023/wordml/word16du" xmlns:w16sdtdh="http://schemas.microsoft.com/office/word/2020/wordml/sdtdatahash" xmlns:w16sdtfl="http://schemas.microsoft.com/office/word/2024/wordml/sdtformatlock" xmlns:w16se="http://schemas.microsoft.com/office/word/2015/wordml/symex" xmlns:wpg="http://schemas.microsoft.com/office/word/2010/wordprocessingGroup" xmlns:wpi="http://schemas.microsoft.com/office/word/2010/wordprocessingInk" xmlns:wne="http://schemas.microsoft.com/office/word/2006/wordml" xmlns:wps="http://schemas.microsoft.com/office/word/2010/wordprocessingShape" mc:Ignorable="w14 w15 w16se w16cid w16 w16cex w16sdtdh w16sdtfl w16du wp14">
+  <w:endnote w:type="separator" w:id="-1">
+    <w:p>
+      <w:pPr>
+        <w:spacing w:after="0" w:line="240" w:lineRule="auto"/>
+      </w:pPr>
+      <w:r>
+        <w:separator/>
+      </w:r>
+    </w:p>
+  </w:endnote>
+  <w:endnote w:type="continuationSeparator" w:id="0">
+    <w:p>
+      <w:pPr>
+        <w:spacing w:after="0" w:line="240" w:lineRule="auto"/>
+      </w:pPr>
+      <w:r>
+        <w:continuationSeparator/>
+      </w:r>
+    </w:p>
+  </w:endnote>
+</w:endnotes>
+</file>
+
+<file path=word/footer1.xml><?xml version="1.0" encoding="utf-8"?>
+<w:ftr xmlns:wpc="http://schemas.microsoft.com/office/word/2010/wordprocessingCanvas" xmlns:cx="http://schemas.microsoft.com/office/drawing/2014/chartex" xmlns:cx1="http://schemas.microsoft.com/office/drawing/2015/9/8/chartex" xmlns:cx2="http://schemas.microsoft.com/office/drawing/2015/10/21/chartex" xmlns:cx3="http://schemas.microsoft.com/office/drawing/2016/5/9/chartex" xmlns:cx4="http://schemas.microsoft.com/office/drawing/2016/5/10/chartex" xmlns:cx5="http://schemas.microsoft.com/office/drawing/2016/5/11/chartex" xmlns:cx6="http://schemas.microsoft.com/office/drawing/2016/5/12/chartex" xmlns:cx7="http://schemas.microsoft.com/office/drawing/2016/5/13/chartex" xmlns:cx8="http://schemas.microsoft.com/office/drawing/2016/5/14/chartex" xmlns:mc="http://schemas.openxmlformats.org/markup-compatibility/2006" xmlns:aink="http://schemas.microsoft.com/office/drawing/2016/ink" xmlns:am3d="http://schemas.microsoft.com/office/drawing/2017/model3d" xmlns:o="urn:schemas-microsoft-com:office:office" xmlns:oel="http://schemas.microsoft.com/office/2019/extlst" xmlns:r="http://schemas.openxmlformats.org/officeDocument/2006/relationships" xmlns:m="http://schemas.openxmlformats.org/officeDocument/2006/math" xmlns:v="urn:schemas-microsoft-com:vml" xmlns:wp14="http://schemas.microsoft.com/office/word/2010/wordprocessingDrawing" xmlns:wp="http://schemas.openxmlformats.org/drawingml/2006/wordprocessingDrawing" xmlns:w10="urn:schemas-microsoft-com:office:word" xmlns:w="http://schemas.openxmlformats.org/wordprocessingml/2006/main" xmlns:w14="http://schemas.microsoft.com/office/word/2010/wordml" xmlns:w15="http://schemas.microsoft.com/office/word/2012/wordml" xmlns:w16cex="http://schemas.microsoft.com/office/word/2018/wordml/cex" xmlns:w16cid="http://schemas.microsoft.com/office/word/2016/wordml/cid" xmlns:w16="http://schemas.microsoft.com/office/word/2018/wordml" xmlns:w16du="http://schemas.microsoft.com/office/word/2023/wordml/word16du" xmlns:w16sdtdh="http://schemas.microsoft.com/office/word/2020/wordml/sdtdatahash" xmlns:w16sdtfl="http://schemas.microsoft.com/office/word/2024/wordml/sdtformatlock" xmlns:w16se="http://schemas.microsoft.com/office/word/2015/wordml/symex" xmlns:wpg="http://schemas.microsoft.com/office/word/2010/wordprocessingGroup" xmlns:wpi="http://schemas.microsoft.com/office/word/2010/wordprocessingInk" xmlns:wne="http://schemas.microsoft.com/office/word/2006/wordml" xmlns:wps="http://schemas.microsoft.com/office/word/2010/wordprocessingShape" mc:Ignorable="w14 w15 w16se w16cid w16 w16cex w16sdtdh w16sdtfl w16du wp14">
+  <w:sdt>
+    <w:sdtPr>
+      <w:id w:val="-1185439827"/>
+      <w:docPartObj>
+        <w:docPartGallery w:val="Page Numbers (Bottom of Page)"/>
+        <w:docPartUnique/>
+      </w:docPartObj>
+    </w:sdtPr>
+    <w:sdtEndPr/>
+    <w:sdtContent>
+      <w:p>
+        <w:pPr>
+          <w:pStyle w:val="Fuzeile"/>
+          <w:jc w:val="right"/>
+        </w:pPr>
+        <w:r>
+          <w:fldChar w:fldCharType="begin"/>
+        </w:r>
+        <w:r>
+          <w:instrText>PAGE   \* MERGEFORMAT</w:instrText>
+        </w:r>
+        <w:r>
+          <w:fldChar w:fldCharType="separate"/>
+        </w:r>
+        <w:r>
+          <w:rPr>
+            <w:lang w:val="de-DE"/>
+          </w:rPr>
+          <w:t>2</w:t>
+        </w:r>
+        <w:r>
+          <w:fldChar w:fldCharType="end"/>
+        </w:r>
+      </w:p>
+    </w:sdtContent>
+  </w:sdt>
+  <w:p>
+    <w:pPr>
+      <w:pStyle w:val="Fuzeile"/>
+    </w:pPr>
+    <w:r>
+      <w:t>David Weber 2AHITM</w:t>
+    </w:r>
+  </w:p>
+</w:ftr>
+</file>
+
+<file path=word/footnotes.xml><?xml version="1.0" encoding="utf-8"?>
+<w:footnotes xmlns:wpc="http://schemas.microsoft.com/office/word/2010/wordprocessingCanvas" xmlns:cx="http://schemas.microsoft.com/office/drawing/2014/chartex" xmlns:cx1="http://schemas.microsoft.com/office/drawing/2015/9/8/chartex" xmlns:cx2="http://schemas.microsoft.com/office/drawing/2015/10/21/chartex" xmlns:cx3="http://schemas.microsoft.com/office/drawing/2016/5/9/chartex" xmlns:cx4="http://schemas.microsoft.com/office/drawing/2016/5/10/chartex" xmlns:cx5="http://schemas.microsoft.com/office/drawing/2016/5/11/chartex" xmlns:cx6="http://schemas.microsoft.com/office/drawing/2016/5/12/chartex" xmlns:cx7="http://schemas.microsoft.com/office/drawing/2016/5/13/chartex" xmlns:cx8="http://schemas.microsoft.com/office/drawing/2016/5/14/chartex" xmlns:mc="http://schemas.openxmlformats.org/markup-compatibility/2006" xmlns:aink="http://schemas.microsoft.com/office/drawing/2016/ink" xmlns:am3d="http://schemas.microsoft.com/office/drawing/2017/model3d" xmlns:o="urn:schemas-microsoft-com:office:office" xmlns:oel="http://schemas.microsoft.com/office/2019/extlst" xmlns:r="http://schemas.openxmlformats.org/officeDocument/2006/relationships" xmlns:m="http://schemas.openxmlformats.org/officeDocument/2006/math" xmlns:v="urn:schemas-microsoft-com:vml" xmlns:wp14="http://schemas.microsoft.com/office/word/2010/wordprocessingDrawing" xmlns:wp="http://schemas.openxmlformats.org/drawingml/2006/wordprocessingDrawing" xmlns:w10="urn:schemas-microsoft-com:office:word" xmlns:w="http://schemas.openxmlformats.org/wordprocessingml/2006/main" xmlns:w14="http://schemas.microsoft.com/office/word/2010/wordml" xmlns:w15="http://schemas.microsoft.com/office/word/2012/wordml" xmlns:w16cex="http://schemas.microsoft.com/office/word/2018/wordml/cex" xmlns:w16cid="http://schemas.microsoft.com/office/word/2016/wordml/cid" xmlns:w16="http://schemas.microsoft.com/office/word/2018/wordml" xmlns:w16du="http://schemas.microsoft.com/office/word/2023/wordml/word16du" xmlns:w16sdtdh="http://schemas.microsoft.com/office/word/2020/wordml/sdtdatahash" xmlns:w16sdtfl="http://schemas.microsoft.com/office/word/2024/wordml/sdtformatlock" xmlns:w16se="http://schemas.microsoft.com/office/word/2015/wordml/symex" xmlns:wpg="http://schemas.microsoft.com/office/word/2010/wordprocessingGroup" xmlns:wpi="http://schemas.microsoft.com/office/word/2010/wordprocessingInk" xmlns:wne="http://schemas.microsoft.com/office/word/2006/wordml" xmlns:wps="http://schemas.microsoft.com/office/word/2010/wordprocessingShape" mc:Ignorable="w14 w15 w16se w16cid w16 w16cex w16sdtdh w16sdtfl w16du wp14">
+  <w:footnote w:type="separator" w:id="-1">
+    <w:p>
+      <w:pPr>
+        <w:spacing w:after="0" w:line="240" w:lineRule="auto"/>
+      </w:pPr>
+      <w:r>
+        <w:separator/>
+      </w:r>
+    </w:p>
+  </w:footnote>
+  <w:footnote w:type="continuationSeparator" w:id="0">
+    <w:p>
+      <w:pPr>
+        <w:spacing w:after="0" w:line="240" w:lineRule="auto"/>
+      </w:pPr>
+      <w:r>
+        <w:continuationSeparator/>
+      </w:r>
+    </w:p>
+  </w:footnote>
+</w:footnotes>
+</file>
+
+<file path=word/header1.xml><?xml version="1.0" encoding="utf-8"?>
+<w:hdr xmlns:wpc="http://schemas.microsoft.com/office/word/2010/wordprocessingCanvas" xmlns:cx="http://schemas.microsoft.com/office/drawing/2014/chartex" xmlns:cx1="http://schemas.microsoft.com/office/drawing/2015/9/8/chartex" xmlns:cx2="http://schemas.microsoft.com/office/drawing/2015/10/21/chartex" xmlns:cx3="http://schemas.microsoft.com/office/drawing/2016/5/9/chartex" xmlns:cx4="http://schemas.microsoft.com/office/drawing/2016/5/10/chartex" xmlns:cx5="http://schemas.microsoft.com/office/drawing/2016/5/11/chartex" xmlns:cx6="http://schemas.microsoft.com/office/drawing/2016/5/12/chartex" xmlns:cx7="http://schemas.microsoft.com/office/drawing/2016/5/13/chartex" xmlns:cx8="http://schemas.microsoft.com/office/drawing/2016/5/14/chartex" xmlns:mc="http://schemas.openxmlformats.org/markup-compatibility/2006" xmlns:aink="http://schemas.microsoft.com/office/drawing/2016/ink" xmlns:am3d="http://schemas.microsoft.com/office/drawing/2017/model3d" xmlns:o="urn:schemas-microsoft-com:office:office" xmlns:oel="http://schemas.microsoft.com/office/2019/extlst" xmlns:r="http://schemas.openxmlformats.org/officeDocument/2006/relationships" xmlns:m="http://schemas.openxmlformats.org/officeDocument/2006/math" xmlns:v="urn:schemas-microsoft-com:vml" xmlns:wp14="http://schemas.microsoft.com/office/word/2010/wordprocessingDrawing" xmlns:wp="http://schemas.openxmlformats.org/drawingml/2006/wordprocessingDrawing" xmlns:w10="urn:schemas-microsoft-com:office:word" xmlns:w="http://schemas.openxmlformats.org/wordprocessingml/2006/main" xmlns:w14="http://schemas.microsoft.com/office/word/2010/wordml" xmlns:w15="http://schemas.microsoft.com/office/word/2012/wordml" xmlns:w16cex="http://schemas.microsoft.com/office/word/2018/wordml/cex" xmlns:w16cid="http://schemas.microsoft.com/office/word/2016/wordml/cid" xmlns:w16="http://schemas.microsoft.com/office/word/2018/wordml" xmlns:w16du="http://schemas.microsoft.com/office/word/2023/wordml/word16du" xmlns:w16sdtdh="http://schemas.microsoft.com/office/word/2020/wordml/sdtdatahash" xmlns:w16sdtfl="http://schemas.microsoft.com/office/word/2024/wordml/sdtformatlock" xmlns:w16se="http://schemas.microsoft.com/office/word/2015/wordml/symex" xmlns:wpg="http://schemas.microsoft.com/office/word/2010/wordprocessingGroup" xmlns:wpi="http://schemas.microsoft.com/office/word/2010/wordprocessingInk" xmlns:wne="http://schemas.microsoft.com/office/word/2006/wordml" xmlns:wps="http://schemas.microsoft.com/office/word/2010/wordprocessingShape" mc:Ignorable="w14 w15 w16se w16cid w16 w16cex w16sdtdh w16sdtfl w16du wp14">
+  <w:p>
+    <w:pPr>
+      <w:pStyle w:val="Kopfzeile"/>
+    </w:pPr>
+    <w:r>
+      <w:rPr>
+        <w:noProof/>
+      </w:rPr>
+      <w:drawing>
+        <wp:anchor distT="0" distB="0" distL="114300" distR="114300" simplePos="0" relativeHeight="251658240" behindDoc="1" locked="0" layoutInCell="1" allowOverlap="1" wp14:anchorId="5124BD26" wp14:editId="7E0A2EE9">
+          <wp:simplePos x="0" y="0"/>
+          <wp:positionH relativeFrom="column">
+            <wp:posOffset>2872105</wp:posOffset>
+          </wp:positionH>
+          <wp:positionV relativeFrom="paragraph">
+            <wp:posOffset>-306705</wp:posOffset>
+          </wp:positionV>
+          <wp:extent cx="2690813" cy="607769"/>
+          <wp:effectExtent l="0" t="0" r="0" b="1905"/>
+          <wp:wrapNone/>
+          <wp:docPr id="236695701" name="Grafik 3" descr="The image features a minimalist abstract design with a triangular shape composed of three colored strips: blue, red, and yellow, arranged in a diagonal pattern.&#10;&#10;KI-generierte Inhalte können fehlerhaft sein."/>
+          <wp:cNvGraphicFramePr>
+            <a:graphicFrameLocks xmlns:a="http://schemas.openxmlformats.org/drawingml/2006/main" noChangeAspect="1"/>
+          </wp:cNvGraphicFramePr>
+          <a:graphic xmlns:a="http://schemas.openxmlformats.org/drawingml/2006/main">
+            <a:graphicData uri="http://schemas.openxmlformats.org/drawingml/2006/picture">
+              <pic:pic xmlns:pic="http://schemas.openxmlformats.org/drawingml/2006/picture">
+                <pic:nvPicPr>
+                  <pic:cNvPr id="236695701" name="Grafik 3" descr="The image features a minimalist abstract design with a triangular shape composed of three colored strips: blue, red, and yellow, arranged in a diagonal pattern.&#10;&#10;KI-generierte Inhalte können fehlerhaft sein."/>
+                  <pic:cNvPicPr>
+                    <a:picLocks noChangeAspect="1" noChangeArrowheads="1"/>
+                  </pic:cNvPicPr>
+                </pic:nvPicPr>
+                <pic:blipFill>
+                  <a:blip r:embed="rId1">
+                    <a:extLst>
+                      <a:ext uri="{28A0092B-C50C-407E-A947-70E740481C1C}">
+                        <a14:useLocalDpi xmlns:a14="http://schemas.microsoft.com/office/drawing/2010/main" val="0"/>
+                      </a:ext>
+                    </a:extLst>
+                  </a:blip>
+                  <a:srcRect/>
+                  <a:stretch>
+                    <a:fillRect/>
+                  </a:stretch>
+                </pic:blipFill>
+                <pic:spPr bwMode="auto">
+                  <a:xfrm>
+                    <a:off x="0" y="0"/>
+                    <a:ext cx="2720502" cy="614475"/>
+                  </a:xfrm>
+                  <a:prstGeom prst="rect">
+                    <a:avLst/>
+                  </a:prstGeom>
+                  <a:noFill/>
+                  <a:ln>
+                    <a:noFill/>
+                  </a:ln>
+                </pic:spPr>
+              </pic:pic>
+            </a:graphicData>
+          </a:graphic>
+          <wp14:sizeRelH relativeFrom="margin">
+            <wp14:pctWidth>0</wp14:pctWidth>
+          </wp14:sizeRelH>
+          <wp14:sizeRelV relativeFrom="margin">
+            <wp14:pctHeight>0</wp14:pctHeight>
+          </wp14:sizeRelV>
+        </wp:anchor>
+      </w:drawing>
+    </w:r>
+    <w:r>
+      <w:t xml:space="preserve">Sommerprojekt </w:t>
+    </w:r>
+    <w:r>
+      <w:t>25/26</w:t>
+    </w:r>
+    <w:r>
+      <w:tab/>
+    </w:r>
+    <w:r>
+      <w:tab/>
+    </w:r>
+  </w:p>
+  <w:p>
+    <w:pPr>
+      <w:pStyle w:val="Kopfzeile"/>
+    </w:pPr>
+  </w:p>
+</w:hdr>
 </file>
 
 <file path=word/numbering.xml><?xml version="1.0" encoding="utf-8"?>
@@ -1485,6 +2019,63 @@
       <w:spacing w:val="5"/>
     </w:rPr>
   </w:style>
+  <w:style w:type="paragraph" w:styleId="Kopfzeile">
+    <w:name w:val="header"/>
+    <w:basedOn w:val="Standard"/>
+    <w:link w:val="KopfzeileZchn"/>
+    <w:uiPriority w:val="99"/>
+    <w:unhideWhenUsed/>
+    <w:rsid w:val="00621786"/>
+    <w:pPr>
+      <w:tabs>
+        <w:tab w:val="center" w:pos="4536"/>
+        <w:tab w:val="right" w:pos="9072"/>
+      </w:tabs>
+      <w:spacing w:after="0" w:line="240" w:lineRule="auto"/>
+    </w:pPr>
+  </w:style>
+  <w:style w:type="character" w:customStyle="1" w:styleId="KopfzeileZchn">
+    <w:name w:val="Kopfzeile Zchn"/>
+    <w:basedOn w:val="Absatz-Standardschriftart"/>
+    <w:link w:val="Kopfzeile"/>
+    <w:uiPriority w:val="99"/>
+    <w:rsid w:val="00621786"/>
+  </w:style>
+  <w:style w:type="paragraph" w:styleId="Fuzeile">
+    <w:name w:val="footer"/>
+    <w:basedOn w:val="Standard"/>
+    <w:link w:val="FuzeileZchn"/>
+    <w:uiPriority w:val="99"/>
+    <w:unhideWhenUsed/>
+    <w:rsid w:val="00621786"/>
+    <w:pPr>
+      <w:tabs>
+        <w:tab w:val="center" w:pos="4536"/>
+        <w:tab w:val="right" w:pos="9072"/>
+      </w:tabs>
+      <w:spacing w:after="0" w:line="240" w:lineRule="auto"/>
+    </w:pPr>
+  </w:style>
+  <w:style w:type="character" w:customStyle="1" w:styleId="FuzeileZchn">
+    <w:name w:val="Fußzeile Zchn"/>
+    <w:basedOn w:val="Absatz-Standardschriftart"/>
+    <w:link w:val="Fuzeile"/>
+    <w:uiPriority w:val="99"/>
+    <w:rsid w:val="00621786"/>
+  </w:style>
+  <w:style w:type="paragraph" w:styleId="StandardWeb">
+    <w:name w:val="Normal (Web)"/>
+    <w:basedOn w:val="Standard"/>
+    <w:uiPriority w:val="99"/>
+    <w:semiHidden/>
+    <w:unhideWhenUsed/>
+    <w:rsid w:val="008B5B7D"/>
+    <w:rPr>
+      <w:rFonts w:ascii="Times New Roman" w:hAnsi="Times New Roman" w:cs="Times New Roman"/>
+      <w:sz w:val="24"/>
+      <w:szCs w:val="24"/>
+    </w:rPr>
+  </w:style>
 </w:styles>
 </file>
 

--- a/documentation/Projektantrag_DavidW.docx
+++ b/documentation/Projektantrag_DavidW.docx
@@ -187,14 +187,21 @@
           <w:sz w:val="24"/>
           <w:szCs w:val="24"/>
         </w:rPr>
-        <w:t>wählen. Jede</w:t>
-      </w:r>
-      <w:r>
-        <w:rPr>
-          <w:sz w:val="24"/>
-          <w:szCs w:val="24"/>
-        </w:rPr>
-        <w:t xml:space="preserve"> Entscheidung beeinflusst den weiteren Verlauf der Handlung. Man kann entweder verlieren oder gewinnen. Wenn man verliert, ist es Game Over. Wenn man jedoch gewinnt, kann man durch die Entscheidungen entweder ein gutes oder ein schlechtes Ende erreichen. Dafür erhält man ein Achievement. Das Ziel ist es, alle Achievements zu erhalten.</w:t>
+        <w:t xml:space="preserve">wählen. Jede Entscheidung beeinflusst den weiteren Verlauf der Handlung. Man kann entweder verlieren oder gewinnen. Wenn man verliert, </w:t>
+      </w:r>
+      <w:r>
+        <w:rPr>
+          <w:sz w:val="24"/>
+          <w:szCs w:val="24"/>
+        </w:rPr>
+        <w:t>bedeutet das</w:t>
+      </w:r>
+      <w:r>
+        <w:rPr>
+          <w:sz w:val="24"/>
+          <w:szCs w:val="24"/>
+        </w:rPr>
+        <w:t xml:space="preserve"> Game Over. Wenn man jedoch gewinnt, kann man durch die Entscheidungen entweder ein gutes oder ein schlechtes Ende erreichen. Dafür erhält man ein Achievement. Das Ziel ist es, alle Achievements zu erhalten.</w:t>
       </w:r>
     </w:p>
     <w:p>
@@ -434,7 +441,7 @@
           <w:szCs w:val="24"/>
         </w:rPr>
         <w:drawing>
-          <wp:anchor distT="0" distB="0" distL="114300" distR="114300" simplePos="0" relativeHeight="251658240" behindDoc="1" locked="0" layoutInCell="1" allowOverlap="1" wp14:anchorId="421E7020" wp14:editId="2B503BCC">
+          <wp:anchor distT="0" distB="0" distL="114300" distR="114300" simplePos="0" relativeHeight="251658240" behindDoc="1" locked="0" layoutInCell="1" allowOverlap="1" wp14:anchorId="421E7020" wp14:editId="47D69E3D">
             <wp:simplePos x="0" y="0"/>
             <wp:positionH relativeFrom="margin">
               <wp:align>left</wp:align>
@@ -625,14 +632,42 @@
           <w:sz w:val="24"/>
           <w:szCs w:val="24"/>
         </w:rPr>
-        <w:t>Im Zentralen Fenster soll ein Bild passend zu</w:t>
-      </w:r>
-      <w:r>
-        <w:rPr>
-          <w:sz w:val="24"/>
-          <w:szCs w:val="24"/>
-        </w:rPr>
-        <w:t>r Situation sein zusammen mit dem Text</w:t>
+        <w:t xml:space="preserve">Im </w:t>
+      </w:r>
+      <w:r>
+        <w:rPr>
+          <w:sz w:val="24"/>
+          <w:szCs w:val="24"/>
+        </w:rPr>
+        <w:t>z</w:t>
+      </w:r>
+      <w:r>
+        <w:rPr>
+          <w:sz w:val="24"/>
+          <w:szCs w:val="24"/>
+        </w:rPr>
+        <w:t>entralen Fenster soll ein Bild passend zu</w:t>
+      </w:r>
+      <w:r>
+        <w:rPr>
+          <w:sz w:val="24"/>
+          <w:szCs w:val="24"/>
+        </w:rPr>
+        <w:t>r Situation</w:t>
+      </w:r>
+      <w:r>
+        <w:rPr>
+          <w:sz w:val="24"/>
+          <w:szCs w:val="24"/>
+        </w:rPr>
+        <w:t>,</w:t>
+      </w:r>
+      <w:r>
+        <w:rPr>
+          <w:sz w:val="24"/>
+          <w:szCs w:val="24"/>
+        </w:rPr>
+        <w:t xml:space="preserve"> zusammen mit dem Text</w:t>
       </w:r>
       <w:r>
         <w:rPr>
@@ -719,28 +754,21 @@
       </w:r>
     </w:p>
     <w:p>
-      <w:pPr>
-        <w:rPr>
-          <w:sz w:val="24"/>
-          <w:szCs w:val="24"/>
-        </w:rPr>
-      </w:pPr>
-      <w:r>
-        <w:rPr>
-          <w:sz w:val="24"/>
-          <w:szCs w:val="24"/>
-        </w:rPr>
-        <w:t>Leute aus der Klasse und meine Familie</w:t>
-      </w:r>
-      <w:r>
-        <w:rPr>
-          <w:sz w:val="24"/>
-          <w:szCs w:val="24"/>
-        </w:rPr>
-        <w:t>.</w:t>
-      </w:r>
-    </w:p>
-    <w:p/>
+      <w:r>
+        <w:rPr>
+          <w:sz w:val="24"/>
+          <w:szCs w:val="24"/>
+        </w:rPr>
+        <w:t>Jugendliche/ Lese</w:t>
+      </w:r>
+      <w:r>
+        <w:rPr>
+          <w:sz w:val="24"/>
+          <w:szCs w:val="24"/>
+        </w:rPr>
+        <w:t xml:space="preserve"> und Fantasy begeisterte</w:t>
+      </w:r>
+    </w:p>
     <w:sectPr>
       <w:headerReference w:type="default" r:id="rId9"/>
       <w:footerReference w:type="default" r:id="rId10"/>
@@ -788,7 +816,6 @@
         <w:docPartUnique/>
       </w:docPartObj>
     </w:sdtPr>
-    <w:sdtEndPr/>
     <w:sdtContent>
       <w:p>
         <w:pPr>
@@ -1706,6 +1733,7 @@
   <w:style w:type="character" w:default="1" w:styleId="Absatz-Standardschriftart">
     <w:name w:val="Default Paragraph Font"/>
     <w:uiPriority w:val="1"/>
+    <w:semiHidden/>
     <w:unhideWhenUsed/>
   </w:style>
   <w:style w:type="table" w:default="1" w:styleId="NormaleTabelle">
